--- a/01-6个主号内容创作/引流小号_发布文案/引流小号_第36-42篇.docx
+++ b/01-6个主号内容创作/引流小号_发布文案/引流小号_第36-42篇.docx
@@ -3,440 +3,594 @@
 <w:document xmlns:wpc="http://schemas.microsoft.com/office/word/2010/wordprocessingCanvas" xmlns:mo="http://schemas.microsoft.com/office/mac/office/2008/main" xmlns:mc="http://schemas.openxmlformats.org/markup-compatibility/2006" xmlns:mv="urn:schemas-microsoft-com:mac:vml" xmlns:o="urn:schemas-microsoft-com:office:office" xmlns:r="http://schemas.openxmlformats.org/officeDocument/2006/relationships" xmlns:m="http://schemas.openxmlformats.org/officeDocument/2006/math" xmlns:v="urn:schemas-microsoft-com:vml" xmlns:wp14="http://schemas.microsoft.com/office/word/2010/wordprocessingDrawing" xmlns:wp="http://schemas.openxmlformats.org/drawingml/2006/wordprocessingDrawing" xmlns:w10="urn:schemas-microsoft-com:office:word" xmlns:w="http://schemas.openxmlformats.org/wordprocessingml/2006/main" xmlns:w14="http://schemas.microsoft.com/office/word/2010/wordml" xmlns:wpg="http://schemas.microsoft.com/office/word/2010/wordprocessingGroup" xmlns:wpi="http://schemas.microsoft.com/office/word/2010/wordprocessingInk" xmlns:wne="http://schemas.microsoft.com/office/word/2006/wordml" xmlns:wps="http://schemas.microsoft.com/office/word/2010/wordprocessingShape" mc:Ignorable="w14 wp14">
   <w:body>
     <w:p>
-      <w:pPr>
-        <w:pStyle w:val="Title"/>
-      </w:pPr>
       <w:r>
-        <w:t>引流小号文案 第36-42篇</w:t>
+        <w:rPr>
+          <w:b/>
+          <w:sz w:val="28"/>
+        </w:rPr>
+        <w:t>第36篇</w:t>
       </w:r>
     </w:p>
     <w:p>
-      <w:pPr>
-        <w:pStyle w:val="Heading1"/>
-      </w:pPr>
       <w:r>
-        <w:t>36. 账号：14芳芳财会|沈小辉</w:t>
+        <w:rPr>
+          <w:sz w:val="24"/>
+        </w:rPr>
+        <w:t>备考三个月了</w:t>
+      </w:r>
+    </w:p>
+    <w:p>
+      <w:r>
+        <w:rPr>
+          <w:sz w:val="24"/>
+        </w:rPr>
+        <w:t>朋友说她那套教材更好用👀</w:t>
+      </w:r>
+    </w:p>
+    <w:p>
+      <w:r>
+        <w:rPr>
+          <w:sz w:val="24"/>
+        </w:rPr>
+      </w:r>
+    </w:p>
+    <w:p>
+      <w:r>
+        <w:rPr>
+          <w:sz w:val="24"/>
+        </w:rPr>
+        <w:t>于是我花了一周时间换教材</w:t>
+      </w:r>
+    </w:p>
+    <w:p>
+      <w:r>
+        <w:rPr>
+          <w:sz w:val="24"/>
+        </w:rPr>
+        <w:t>重新从第一章翻起😑</w:t>
+      </w:r>
+    </w:p>
+    <w:p>
+      <w:r>
+        <w:rPr>
+          <w:sz w:val="24"/>
+        </w:rPr>
+      </w:r>
+    </w:p>
+    <w:p>
+      <w:r>
+        <w:rPr>
+          <w:sz w:val="24"/>
+        </w:rPr>
+        <w:t>后来没再换了</w:t>
+      </w:r>
+    </w:p>
+    <w:p>
+      <w:r>
+        <w:rPr>
+          <w:sz w:val="24"/>
+        </w:rPr>
+        <w:t>拿诗雨漫画笔记配着原来那套走完的</w:t>
+      </w:r>
+    </w:p>
+    <w:p>
+      <w:r>
+        <w:rPr>
+          <w:sz w:val="24"/>
+        </w:rPr>
+        <w:t>#会计 #中级会计 #中级会计备考 #注会cpa #财会 #备考方法 #备考日记 #诗雨会计</w:t>
+      </w:r>
+    </w:p>
+    <w:p>
+      <w:r>
+        <w:br w:type="page"/>
       </w:r>
     </w:p>
     <w:p>
       <w:r>
         <w:rPr>
           <w:b/>
+          <w:sz w:val="28"/>
         </w:rPr>
-        <w:t>标题：</w:t>
-      </w:r>
-      <w:r>
-        <w:t>备考到一半突然决定换教材</w:t>
-      </w:r>
-    </w:p>
-    <w:p/>
-    <w:p>
-      <w:r>
-        <w:t>正文：</w:t>
+        <w:t>第37篇</w:t>
       </w:r>
     </w:p>
     <w:p>
       <w:r>
-        <w:t>备考三个月了</w:t>
-        <w:br/>
-        <w:t>朋友说她那套教材更好用👀</w:t>
-        <w:br/>
-        <w:br/>
-        <w:t>于是我花了一周时间换教材</w:t>
-        <w:br/>
-        <w:t>重新从第一章翻起😑</w:t>
-        <w:br/>
-        <w:br/>
-        <w:t>后来没再换了</w:t>
-        <w:br/>
-        <w:t>拿诗雨漫画笔记配着原来那套走完的</w:t>
-      </w:r>
-    </w:p>
-    <w:p/>
-    <w:p>
-      <w:r>
-        <w:t>话题：</w:t>
-      </w:r>
-      <w:r>
-        <w:t>#会计 #中级会计 #中级会计备考 #注会cpa #财会 #备考方法 #备考日记 #诗雨会计</w:t>
+        <w:rPr>
+          <w:sz w:val="24"/>
+        </w:rPr>
+        <w:t>当初觉得一家不够稳妥💸</w:t>
       </w:r>
     </w:p>
     <w:p>
       <w:r>
-        <w:t>账号：14芳芳财会|沈小辉</w:t>
+        <w:rPr>
+          <w:sz w:val="24"/>
+        </w:rPr>
+        <w:t>同一门课报了两家辅导班</w:t>
       </w:r>
     </w:p>
     <w:p>
       <w:r>
-        <w:t>——————————————————————————————</w:t>
+        <w:rPr>
+          <w:sz w:val="24"/>
+        </w:rPr>
       </w:r>
     </w:p>
     <w:p>
-      <w:pPr>
-        <w:pStyle w:val="Heading1"/>
-      </w:pPr>
       <w:r>
-        <w:t>37. 账号：14芳芳财会|孙青5263</w:t>
+        <w:rPr>
+          <w:sz w:val="24"/>
+        </w:rPr>
+        <w:t>结果两家的课表撞了</w:t>
+      </w:r>
+    </w:p>
+    <w:p>
+      <w:r>
+        <w:rPr>
+          <w:sz w:val="24"/>
+        </w:rPr>
+        <w:t>A家没跟完，B家也没跟完😮‍💨</w:t>
+      </w:r>
+    </w:p>
+    <w:p>
+      <w:r>
+        <w:rPr>
+          <w:sz w:val="24"/>
+        </w:rPr>
+      </w:r>
+    </w:p>
+    <w:p>
+      <w:r>
+        <w:rPr>
+          <w:sz w:val="24"/>
+        </w:rPr>
+        <w:t>最后跟着诗雨漫画笔记自学</w:t>
+      </w:r>
+    </w:p>
+    <w:p>
+      <w:r>
+        <w:rPr>
+          <w:sz w:val="24"/>
+        </w:rPr>
+        <w:t>省钱，还跟得完</w:t>
+      </w:r>
+    </w:p>
+    <w:p>
+      <w:r>
+        <w:rPr>
+          <w:sz w:val="24"/>
+        </w:rPr>
+        <w:t>#会计 #中级会计 #中级会计备考 #注会cpa #财会 #备考方法 #备考焦虑 #诗雨会计</w:t>
+      </w:r>
+    </w:p>
+    <w:p>
+      <w:r>
+        <w:br w:type="page"/>
       </w:r>
     </w:p>
     <w:p>
       <w:r>
         <w:rPr>
           <w:b/>
+          <w:sz w:val="28"/>
         </w:rPr>
-        <w:t>标题：</w:t>
-      </w:r>
-      <w:r>
-        <w:t>同一门课报了两家机构两家都没跟完</w:t>
-      </w:r>
-    </w:p>
-    <w:p/>
-    <w:p>
-      <w:r>
-        <w:t>正文：</w:t>
+        <w:t>第38篇</w:t>
       </w:r>
     </w:p>
     <w:p>
       <w:r>
-        <w:t>当初觉得一家不够稳妥💸</w:t>
-        <w:br/>
-        <w:t>同一门课报了两家辅导班</w:t>
-        <w:br/>
-        <w:br/>
-        <w:t>结果两家的课表撞了</w:t>
-        <w:br/>
-        <w:t>A家没跟完，B家也没跟完😮‍💨</w:t>
-        <w:br/>
-        <w:br/>
-        <w:t>最后跟着诗雨漫画笔记自学</w:t>
-        <w:br/>
-        <w:t>省钱，还跟得完</w:t>
-      </w:r>
-    </w:p>
-    <w:p/>
-    <w:p>
-      <w:r>
-        <w:t>话题：</w:t>
-      </w:r>
-      <w:r>
-        <w:t>#会计 #中级会计 #中级会计备考 #注会cpa #财会 #备考方法 #备考焦虑 #诗雨会计</w:t>
+        <w:rPr>
+          <w:sz w:val="24"/>
+        </w:rPr>
+        <w:t>备考最勤快的事情就是存资料📱</w:t>
       </w:r>
     </w:p>
     <w:p>
       <w:r>
-        <w:t>账号：14芳芳财会|孙青5263</w:t>
+        <w:rPr>
+          <w:sz w:val="24"/>
+        </w:rPr>
+        <w:t>备忘录、收藏夹、云盘……</w:t>
       </w:r>
     </w:p>
     <w:p>
       <w:r>
-        <w:t>——————————————————————————————</w:t>
+        <w:rPr>
+          <w:sz w:val="24"/>
+        </w:rPr>
       </w:r>
     </w:p>
     <w:p>
-      <w:pPr>
-        <w:pStyle w:val="Heading1"/>
-      </w:pPr>
       <w:r>
-        <w:t>38. 账号：14芳芳财会|橙子学会计</w:t>
+        <w:rPr>
+          <w:sz w:val="24"/>
+        </w:rPr>
+        <w:t>临考前翻了翻：100条笔记，0条看过</w:t>
+      </w:r>
+    </w:p>
+    <w:p>
+      <w:r>
+        <w:rPr>
+          <w:sz w:val="24"/>
+        </w:rPr>
+        <w:t>资料存了个寂寞😶</w:t>
+      </w:r>
+    </w:p>
+    <w:p>
+      <w:r>
+        <w:rPr>
+          <w:sz w:val="24"/>
+        </w:rPr>
+      </w:r>
+    </w:p>
+    <w:p>
+      <w:r>
+        <w:rPr>
+          <w:sz w:val="24"/>
+        </w:rPr>
+        <w:t>后来直接拿诗雨漫画笔记翻</w:t>
+      </w:r>
+    </w:p>
+    <w:p>
+      <w:r>
+        <w:rPr>
+          <w:sz w:val="24"/>
+        </w:rPr>
+        <w:t>实体的，翻了就是翻了</w:t>
+      </w:r>
+    </w:p>
+    <w:p>
+      <w:r>
+        <w:rPr>
+          <w:sz w:val="24"/>
+        </w:rPr>
+        <w:t>#会计 #中级会计 #中级会计备考 #注会cpa #财会 #备考方法 #备考日记 #诗雨会计</w:t>
+      </w:r>
+    </w:p>
+    <w:p>
+      <w:r>
+        <w:br w:type="page"/>
       </w:r>
     </w:p>
     <w:p>
       <w:r>
         <w:rPr>
           <w:b/>
+          <w:sz w:val="28"/>
         </w:rPr>
-        <w:t>标题：</w:t>
-      </w:r>
-      <w:r>
-        <w:t>手机备忘录存了100条考点从没打开</w:t>
-      </w:r>
-    </w:p>
-    <w:p/>
-    <w:p>
-      <w:r>
-        <w:t>正文：</w:t>
+        <w:t>第39篇</w:t>
       </w:r>
     </w:p>
     <w:p>
       <w:r>
-        <w:t>备考最勤快的事情就是存资料📱</w:t>
-        <w:br/>
-        <w:t>备忘录、收藏夹、云盘……</w:t>
-        <w:br/>
-        <w:br/>
-        <w:t>临考前翻了翻：100条笔记，0条看过</w:t>
-        <w:br/>
-        <w:t>资料存了个寂寞😶</w:t>
-        <w:br/>
-        <w:br/>
-        <w:t>后来直接拿诗雨漫画笔记翻</w:t>
-        <w:br/>
-        <w:t>实体的，翻了就是翻了</w:t>
-      </w:r>
-    </w:p>
-    <w:p/>
-    <w:p>
-      <w:r>
-        <w:t>话题：</w:t>
-      </w:r>
-      <w:r>
-        <w:t>#会计 #中级会计 #中级会计备考 #注会cpa #财会 #备考方法 #备考日记 #诗雨会计</w:t>
+        <w:rPr>
+          <w:sz w:val="24"/>
+        </w:rPr>
+        <w:t>刷模拟题的时候习惯边看答案边做😅</w:t>
       </w:r>
     </w:p>
     <w:p>
       <w:r>
-        <w:t>账号：14芳芳财会|橙子学会计</w:t>
+        <w:rPr>
+          <w:sz w:val="24"/>
+        </w:rPr>
+        <w:t>感觉做起来很顺</w:t>
       </w:r>
     </w:p>
     <w:p>
       <w:r>
-        <w:t>——————————————————————————————</w:t>
+        <w:rPr>
+          <w:sz w:val="24"/>
+        </w:rPr>
       </w:r>
     </w:p>
     <w:p>
-      <w:pPr>
-        <w:pStyle w:val="Heading1"/>
-      </w:pPr>
       <w:r>
-        <w:t>39. 账号：14芳芳财会|新老婆</w:t>
+        <w:rPr>
+          <w:sz w:val="24"/>
+        </w:rPr>
+        <w:t>直到真正闭卷测了一次</w:t>
+      </w:r>
+    </w:p>
+    <w:p>
+      <w:r>
+        <w:rPr>
+          <w:sz w:val="24"/>
+        </w:rPr>
+        <w:t>第一题——空白😶</w:t>
+      </w:r>
+    </w:p>
+    <w:p>
+      <w:r>
+        <w:rPr>
+          <w:sz w:val="24"/>
+        </w:rPr>
+      </w:r>
+    </w:p>
+    <w:p>
+      <w:r>
+        <w:rPr>
+          <w:sz w:val="24"/>
+        </w:rPr>
+        <w:t>换成诗雨漫画笔记重新理一遍框架</w:t>
+      </w:r>
+    </w:p>
+    <w:p>
+      <w:r>
+        <w:rPr>
+          <w:sz w:val="24"/>
+        </w:rPr>
+        <w:t>闭卷才算真的会</w:t>
+      </w:r>
+    </w:p>
+    <w:p>
+      <w:r>
+        <w:rPr>
+          <w:sz w:val="24"/>
+        </w:rPr>
+        <w:t>#会计 #中级会计 #中级会计备考 #注会cpa #财会 #刷题 #备考方法 #诗雨会计</w:t>
+      </w:r>
+    </w:p>
+    <w:p>
+      <w:r>
+        <w:br w:type="page"/>
       </w:r>
     </w:p>
     <w:p>
       <w:r>
         <w:rPr>
           <w:b/>
+          <w:sz w:val="28"/>
         </w:rPr>
-        <w:t>标题：</w:t>
-      </w:r>
-      <w:r>
-        <w:t>模拟考偷看着答案感觉学得不错</w:t>
-      </w:r>
-    </w:p>
-    <w:p/>
-    <w:p>
-      <w:r>
-        <w:t>正文：</w:t>
+        <w:t>第40篇</w:t>
       </w:r>
     </w:p>
     <w:p>
       <w:r>
-        <w:t>刷模拟题的时候习惯边看答案边做😅</w:t>
-        <w:br/>
-        <w:t>感觉做起来很顺</w:t>
-        <w:br/>
-        <w:br/>
-        <w:t>直到真正闭卷测了一次</w:t>
-        <w:br/>
-        <w:t>第一题——空白😶</w:t>
-        <w:br/>
-        <w:br/>
-        <w:t>换成诗雨漫画笔记重新理一遍框架</w:t>
-        <w:br/>
-        <w:t>闭卷才算真的会</w:t>
-      </w:r>
-    </w:p>
-    <w:p/>
-    <w:p>
-      <w:r>
-        <w:t>话题：</w:t>
-      </w:r>
-      <w:r>
-        <w:t>#会计 #中级会计 #中级会计备考 #注会cpa #财会 #刷题 #备考方法 #诗雨会计</w:t>
+        <w:rPr>
+          <w:sz w:val="24"/>
+        </w:rPr>
+        <w:t>考前一周翻目录做检查✅</w:t>
       </w:r>
     </w:p>
     <w:p>
       <w:r>
-        <w:t>账号：14芳芳财会|新老婆</w:t>
+        <w:rPr>
+          <w:sz w:val="24"/>
+        </w:rPr>
+        <w:t>突然看到第七章</w:t>
       </w:r>
     </w:p>
     <w:p>
       <w:r>
-        <w:t>——————————————————————————————</w:t>
+        <w:rPr>
+          <w:sz w:val="24"/>
+        </w:rPr>
       </w:r>
     </w:p>
     <w:p>
-      <w:pPr>
-        <w:pStyle w:val="Heading1"/>
-      </w:pPr>
       <w:r>
-        <w:t>40. 账号：14芳芳财会|孙玲小红书</w:t>
+        <w:rPr>
+          <w:sz w:val="24"/>
+        </w:rPr>
+        <w:t>我：这章讲啥来着？</w:t>
+      </w:r>
+    </w:p>
+    <w:p>
+      <w:r>
+        <w:rPr>
+          <w:sz w:val="24"/>
+        </w:rPr>
+        <w:t>打开教材：全是生面孔😱</w:t>
+      </w:r>
+    </w:p>
+    <w:p>
+      <w:r>
+        <w:rPr>
+          <w:sz w:val="24"/>
+        </w:rPr>
+      </w:r>
+    </w:p>
+    <w:p>
+      <w:r>
+        <w:rPr>
+          <w:sz w:val="24"/>
+        </w:rPr>
+        <w:t>赶紧拿诗雨漫画笔记扫了一遍</w:t>
+      </w:r>
+    </w:p>
+    <w:p>
+      <w:r>
+        <w:rPr>
+          <w:sz w:val="24"/>
+        </w:rPr>
+        <w:t>考前一周，图解版还能抢救</w:t>
+      </w:r>
+    </w:p>
+    <w:p>
+      <w:r>
+        <w:rPr>
+          <w:sz w:val="24"/>
+        </w:rPr>
+        <w:t>#会计 #中级会计 #中级会计备考 #注会cpa #财会 #考前冲刺 #备考焦虑 #诗雨会计</w:t>
+      </w:r>
+    </w:p>
+    <w:p>
+      <w:r>
+        <w:br w:type="page"/>
       </w:r>
     </w:p>
     <w:p>
       <w:r>
         <w:rPr>
           <w:b/>
+          <w:sz w:val="28"/>
         </w:rPr>
-        <w:t>标题：</w:t>
-      </w:r>
-      <w:r>
-        <w:t>考前一周发现整整一章完全没看过</w:t>
-      </w:r>
-    </w:p>
-    <w:p/>
-    <w:p>
-      <w:r>
-        <w:t>正文：</w:t>
+        <w:t>第41篇</w:t>
       </w:r>
     </w:p>
     <w:p>
       <w:r>
-        <w:t>考前一周翻目录做检查✅</w:t>
-        <w:br/>
-        <w:t>突然看到第七章</w:t>
-        <w:br/>
-        <w:br/>
-        <w:t>我：这章讲啥来着？</w:t>
-        <w:br/>
-        <w:t>打开教材：全是生面孔😱</w:t>
-        <w:br/>
-        <w:br/>
-        <w:t>赶紧拿诗雨漫画笔记扫了一遍</w:t>
-        <w:br/>
-        <w:t>考前一周，图解版还能抢救</w:t>
-      </w:r>
-    </w:p>
-    <w:p/>
-    <w:p>
-      <w:r>
-        <w:t>话题：</w:t>
-      </w:r>
-      <w:r>
-        <w:t>#会计 #中级会计 #中级会计备考 #注会cpa #财会 #考前冲刺 #备考焦虑 #诗雨会计</w:t>
+        <w:rPr>
+          <w:sz w:val="24"/>
+        </w:rPr>
+        <w:t>计划8点开始学</w:t>
       </w:r>
     </w:p>
     <w:p>
       <w:r>
-        <w:t>账号：14芳芳财会|孙玲小红书</w:t>
+        <w:rPr>
+          <w:sz w:val="24"/>
+        </w:rPr>
+        <w:t>7点55分：先整理下桌面🧹</w:t>
       </w:r>
     </w:p>
     <w:p>
       <w:r>
-        <w:t>——————————————————————————————</w:t>
+        <w:rPr>
+          <w:sz w:val="24"/>
+        </w:rPr>
       </w:r>
     </w:p>
     <w:p>
-      <w:pPr>
-        <w:pStyle w:val="Heading1"/>
-      </w:pPr>
       <w:r>
-        <w:t>41. 账号：14芳芳财会|爹爹</w:t>
+        <w:rPr>
+          <w:sz w:val="24"/>
+        </w:rPr>
+        <w:t>8点30分：桌面收拾好了</w:t>
+      </w:r>
+    </w:p>
+    <w:p>
+      <w:r>
+        <w:rPr>
+          <w:sz w:val="24"/>
+        </w:rPr>
+        <w:t>顺手擦了擦窗台</w:t>
+      </w:r>
+    </w:p>
+    <w:p>
+      <w:r>
+        <w:rPr>
+          <w:sz w:val="24"/>
+        </w:rPr>
+        <w:t>9点：开始正式整理椅子……</w:t>
+      </w:r>
+    </w:p>
+    <w:p>
+      <w:r>
+        <w:rPr>
+          <w:sz w:val="24"/>
+        </w:rPr>
+      </w:r>
+    </w:p>
+    <w:p>
+      <w:r>
+        <w:rPr>
+          <w:sz w:val="24"/>
+        </w:rPr>
+        <w:t>后来把诗雨漫画笔记直接放床头</w:t>
+      </w:r>
+    </w:p>
+    <w:p>
+      <w:r>
+        <w:rPr>
+          <w:sz w:val="24"/>
+        </w:rPr>
+        <w:t>不用桌面，直接翻</w:t>
+      </w:r>
+    </w:p>
+    <w:p>
+      <w:r>
+        <w:rPr>
+          <w:sz w:val="24"/>
+        </w:rPr>
+        <w:t>#会计 #中级会计 #中级会计备考 #注会cpa #财会 #备考日记 #备考焦虑 #诗雨会计</w:t>
+      </w:r>
+    </w:p>
+    <w:p>
+      <w:r>
+        <w:br w:type="page"/>
       </w:r>
     </w:p>
     <w:p>
       <w:r>
         <w:rPr>
           <w:b/>
+          <w:sz w:val="28"/>
         </w:rPr>
-        <w:t>标题：</w:t>
-      </w:r>
-      <w:r>
-        <w:t>每次准备学习都要先整理一小时桌面</w:t>
-      </w:r>
-    </w:p>
-    <w:p/>
-    <w:p>
-      <w:r>
-        <w:t>正文：</w:t>
-      </w:r>
-    </w:p>
-    <w:p>
-      <w:r>
-        <w:t>计划8点开始学</w:t>
-        <w:br/>
-        <w:t>7点55分：先整理下桌面🧹</w:t>
-        <w:br/>
-        <w:br/>
-        <w:t>8点30分：桌面收拾好了</w:t>
-        <w:br/>
-        <w:t>顺手擦了擦窗台</w:t>
-        <w:br/>
-        <w:t>9点：开始正式整理椅子……</w:t>
-        <w:br/>
-        <w:br/>
-        <w:t>后来把诗雨漫画笔记直接放床头</w:t>
-        <w:br/>
-        <w:t>不用桌面，直接翻</w:t>
-      </w:r>
-    </w:p>
-    <w:p/>
-    <w:p>
-      <w:r>
-        <w:t>话题：</w:t>
-      </w:r>
-      <w:r>
-        <w:t>#会计 #中级会计 #中级会计备考 #注会cpa #财会 #备考日记 #备考焦虑 #诗雨会计</w:t>
-      </w:r>
-    </w:p>
-    <w:p>
-      <w:r>
-        <w:t>账号：14芳芳财会|爹爹</w:t>
-      </w:r>
-    </w:p>
-    <w:p>
-      <w:r>
-        <w:t>——————————————————————————————</w:t>
-      </w:r>
-    </w:p>
-    <w:p>
-      <w:pPr>
-        <w:pStyle w:val="Heading1"/>
-      </w:pPr>
-      <w:r>
-        <w:t>42. 账号：14芳芳财会|张菊香</w:t>
+        <w:t>第42篇</w:t>
       </w:r>
     </w:p>
     <w:p>
       <w:r>
         <w:rPr>
-          <w:b/>
+          <w:sz w:val="24"/>
         </w:rPr>
-        <w:t>标题：</w:t>
-      </w:r>
-      <w:r>
-        <w:t>差三分没过的那年，我到底差在哪</w:t>
-      </w:r>
-    </w:p>
-    <w:p/>
-    <w:p>
-      <w:r>
-        <w:t>正文：</w:t>
+        <w:t>去年差三分</w:t>
       </w:r>
     </w:p>
     <w:p>
       <w:r>
-        <w:t>去年差三分</w:t>
-        <w:br/>
+        <w:rPr>
+          <w:sz w:val="24"/>
+        </w:rPr>
         <w:t>成绩出来那天盯着屏幕看了很久😔</w:t>
-        <w:br/>
-        <w:br/>
-        <w:t>复盘了很久：不是不努力</w:t>
-        <w:br/>
-        <w:t>是学的方法跟考的方式对不上</w:t>
-        <w:br/>
-        <w:br/>
-        <w:t>今年换了诗雨漫画笔记重新备考</w:t>
-        <w:br/>
-        <w:t>按考点学，不按章节学了</w:t>
-      </w:r>
-    </w:p>
-    <w:p/>
-    <w:p>
-      <w:r>
-        <w:t>话题：</w:t>
-      </w:r>
-      <w:r>
-        <w:t>#会计 #中级会计 #中级会计备考 #注会cpa #财会 #备考方法 #考前冲刺 #诗雨会计</w:t>
       </w:r>
     </w:p>
     <w:p>
       <w:r>
-        <w:t>账号：14芳芳财会|张菊香</w:t>
+        <w:rPr>
+          <w:sz w:val="24"/>
+        </w:rPr>
       </w:r>
     </w:p>
     <w:p>
       <w:r>
-        <w:t>——————————————————————————————</w:t>
+        <w:rPr>
+          <w:sz w:val="24"/>
+        </w:rPr>
+        <w:t>复盘了很久：不是不努力</w:t>
+      </w:r>
+    </w:p>
+    <w:p>
+      <w:r>
+        <w:rPr>
+          <w:sz w:val="24"/>
+        </w:rPr>
+        <w:t>是学的方法跟考的方式对不上</w:t>
+      </w:r>
+    </w:p>
+    <w:p>
+      <w:r>
+        <w:rPr>
+          <w:sz w:val="24"/>
+        </w:rPr>
+      </w:r>
+    </w:p>
+    <w:p>
+      <w:r>
+        <w:rPr>
+          <w:sz w:val="24"/>
+        </w:rPr>
+        <w:t>今年换了诗雨漫画笔记重新备考</w:t>
+      </w:r>
+    </w:p>
+    <w:p>
+      <w:r>
+        <w:rPr>
+          <w:sz w:val="24"/>
+        </w:rPr>
+        <w:t>按考点学，不按章节学了</w:t>
+      </w:r>
+    </w:p>
+    <w:p>
+      <w:r>
+        <w:rPr>
+          <w:sz w:val="24"/>
+        </w:rPr>
+        <w:t>#会计 #中级会计 #中级会计备考 #注会cpa #财会 #备考方法 #考前冲刺 #诗雨会计</w:t>
       </w:r>
     </w:p>
     <w:sectPr>

--- a/01-6个主号内容创作/引流小号_发布文案/引流小号_第36-42篇.docx
+++ b/01-6个主号内容创作/引流小号_发布文案/引流小号_第36-42篇.docx
@@ -78,7 +78,7 @@
         <w:rPr>
           <w:sz w:val="24"/>
         </w:rPr>
-        <w:t>#会计 #中级会计 #中级会计备考 #注会cpa #财会 #备考方法 #备考日记 #诗雨会计</w:t>
+        <w:t>#会计 #中级会计 #中级会计备考 #注会cpa #备考方法 #诗雨会计</w:t>
       </w:r>
     </w:p>
     <w:p>
@@ -162,7 +162,7 @@
         <w:rPr>
           <w:sz w:val="24"/>
         </w:rPr>
-        <w:t>#会计 #中级会计 #中级会计备考 #注会cpa #财会 #备考方法 #备考焦虑 #诗雨会计</w:t>
+        <w:t>#会计 #中级会计 #中级会计备考 #注会cpa #备考方法 #备考焦虑 #诗雨会计</w:t>
       </w:r>
     </w:p>
     <w:p>
@@ -246,7 +246,7 @@
         <w:rPr>
           <w:sz w:val="24"/>
         </w:rPr>
-        <w:t>#会计 #中级会计 #中级会计备考 #注会cpa #财会 #备考方法 #备考日记 #诗雨会计</w:t>
+        <w:t>#会计 #中级会计 #中级会计备考 #注会cpa #备考方法 #诗雨会计</w:t>
       </w:r>
     </w:p>
     <w:p>
@@ -330,7 +330,7 @@
         <w:rPr>
           <w:sz w:val="24"/>
         </w:rPr>
-        <w:t>#会计 #中级会计 #中级会计备考 #注会cpa #财会 #刷题 #备考方法 #诗雨会计</w:t>
+        <w:t>#会计 #中级会计 #中级会计备考 #注会cpa #刷题 #备考方法 #诗雨会计</w:t>
       </w:r>
     </w:p>
     <w:p>
@@ -414,7 +414,7 @@
         <w:rPr>
           <w:sz w:val="24"/>
         </w:rPr>
-        <w:t>#会计 #中级会计 #中级会计备考 #注会cpa #财会 #考前冲刺 #备考焦虑 #诗雨会计</w:t>
+        <w:t>#会计 #中级会计 #中级会计备考 #注会cpa #备考焦虑 #诗雨会计</w:t>
       </w:r>
     </w:p>
     <w:p>
@@ -506,7 +506,7 @@
         <w:rPr>
           <w:sz w:val="24"/>
         </w:rPr>
-        <w:t>#会计 #中级会计 #中级会计备考 #注会cpa #财会 #备考日记 #备考焦虑 #诗雨会计</w:t>
+        <w:t>#会计 #中级会计 #中级会计备考 #注会cpa #备考焦虑 #诗雨会计</w:t>
       </w:r>
     </w:p>
     <w:p>
@@ -590,7 +590,7 @@
         <w:rPr>
           <w:sz w:val="24"/>
         </w:rPr>
-        <w:t>#会计 #中级会计 #中级会计备考 #注会cpa #财会 #备考方法 #考前冲刺 #诗雨会计</w:t>
+        <w:t>#会计 #中级会计 #中级会计备考 #注会cpa #备考方法 #诗雨会计</w:t>
       </w:r>
     </w:p>
     <w:sectPr>
